--- a/lessons/6-1-group2/homework.docx
+++ b/lessons/6-1-group2/homework.docx
@@ -80,7 +80,7 @@
         <w:spacing w:after="60" w:before="0"/>
       </w:pPr>
       <w:r>
-        <w:t xml:space="preserve">Content: I can use models to interpret what it means to divide by a fraction, explain how I can tell, and judge a case I have not seen before.</w:t>
+        <w:t xml:space="preserve">Content: I can use models to divide a whole number by a fraction and a fraction by a whole number, explain why the method works, and use it on a problem I have not seen before.</w:t>
       </w:r>
     </w:p>
     <w:p>

--- a/lessons/6-1-group2/homework.docx
+++ b/lessons/6-1-group2/homework.docx
@@ -227,7 +227,7 @@
         <w:t xml:space="preserve">Dividend (Dividendo)</w:t>
       </w:r>
       <w:r>
-        <w:t xml:space="preserve"> — The number you are splitting up in a division problem.</w:t>
+        <w:t xml:space="preserve"> — The total number being divided into equal groups (the number inside the division bracket).</w:t>
       </w:r>
     </w:p>
     <w:p>
@@ -290,7 +290,7 @@
         <w:t xml:space="preserve">Divisor (Divisor)</w:t>
       </w:r>
       <w:r>
-        <w:t xml:space="preserve"> — The number you split by in a division problem.</w:t>
+        <w:t xml:space="preserve"> — The number of equal groups you are dividing into (the number outside the division bracket).</w:t>
       </w:r>
     </w:p>
     <w:p>
@@ -524,7 +524,7 @@
         <w:spacing w:after="40" w:before="0"/>
       </w:pPr>
       <w:r>
-        <w:t xml:space="preserve">     A. 5 ÷ 1/4 = 20 books</w:t>
+        <w:t xml:space="preserve">     A. 1/4 ÷ 5 = 1/20 book</w:t>
       </w:r>
     </w:p>
     <w:p>
@@ -532,7 +532,7 @@
         <w:spacing w:after="40" w:before="0"/>
       </w:pPr>
       <w:r>
-        <w:t xml:space="preserve">     B. 5 × 1/4 = 1 1/4 books</w:t>
+        <w:t xml:space="preserve">     B. 5 ÷ 1/4 = 20 books</w:t>
       </w:r>
     </w:p>
     <w:p>
@@ -540,7 +540,7 @@
         <w:spacing w:after="40" w:before="0"/>
       </w:pPr>
       <w:r>
-        <w:t xml:space="preserve">     C. 1/4 ÷ 5 = 1/20 book</w:t>
+        <w:t xml:space="preserve">     C. 5 × 1/4 = 1 1/4 books</w:t>
       </w:r>
     </w:p>
     <w:p>
@@ -793,6 +793,211 @@
       </w:r>
     </w:p>
     <w:p>
+      <w:pPr>
+        <w:spacing w:after="80" w:before="0"/>
+      </w:pPr>
+      <w:r>
+        <w:rPr>
+          <w:b/>
+          <w:bCs/>
+        </w:rPr>
+        <w:t xml:space="preserve">5. Match each fraction ÷ whole number expression to its quotient.</w:t>
+      </w:r>
+    </w:p>
+    <w:tbl>
+      <w:tblPr>
+        <w:tblW w:type="pct" w:w="100%"/>
+        <w:tblBorders>
+          <w:top w:val="single" w:color="auto" w:sz="4"/>
+          <w:left w:val="single" w:color="auto" w:sz="4"/>
+          <w:bottom w:val="single" w:color="auto" w:sz="4"/>
+          <w:right w:val="single" w:color="auto" w:sz="4"/>
+          <w:insideH w:val="single" w:color="auto" w:sz="4"/>
+          <w:insideV w:val="single" w:color="auto" w:sz="4"/>
+        </w:tblBorders>
+      </w:tblPr>
+      <w:tblGrid>
+        <w:gridCol w:w="100"/>
+        <w:gridCol w:w="100"/>
+      </w:tblGrid>
+      <w:tr>
+        <w:trPr>
+          <w:tblHeader/>
+        </w:trPr>
+        <w:tc>
+          <w:tcPr>
+            <w:tcW w:type="pct" w:w="50%"/>
+          </w:tcPr>
+          <w:p>
+            <w:r>
+              <w:rPr>
+                <w:b/>
+                <w:bCs/>
+              </w:rPr>
+              <w:t xml:space="preserve">Item</w:t>
+            </w:r>
+          </w:p>
+        </w:tc>
+        <w:tc>
+          <w:tcPr>
+            <w:tcW w:type="pct" w:w="50%"/>
+          </w:tcPr>
+          <w:p>
+            <w:r>
+              <w:rPr>
+                <w:b/>
+                <w:bCs/>
+              </w:rPr>
+              <w:t xml:space="preserve">Answer choices</w:t>
+            </w:r>
+          </w:p>
+        </w:tc>
+      </w:tr>
+      <w:tr>
+        <w:tc>
+          <w:tcPr>
+            <w:tcW w:type="pct" w:w="50%"/>
+          </w:tcPr>
+          <w:p>
+            <w:r>
+              <w:t xml:space="preserve">____  3/4 ÷ 2</w:t>
+            </w:r>
+          </w:p>
+        </w:tc>
+        <w:tc>
+          <w:tcPr>
+            <w:tcW w:type="pct" w:w="50%"/>
+          </w:tcPr>
+          <w:p>
+            <w:r>
+              <w:t xml:space="preserve">F. 1/8</w:t>
+            </w:r>
+          </w:p>
+        </w:tc>
+      </w:tr>
+      <w:tr>
+        <w:tc>
+          <w:tcPr>
+            <w:tcW w:type="pct" w:w="50%"/>
+          </w:tcPr>
+          <w:p>
+            <w:r>
+              <w:t xml:space="preserve">____  2/3 ÷ 4</w:t>
+            </w:r>
+          </w:p>
+        </w:tc>
+        <w:tc>
+          <w:tcPr>
+            <w:tcW w:type="pct" w:w="50%"/>
+          </w:tcPr>
+          <w:p>
+            <w:r>
+              <w:t xml:space="preserve">E. 2/9</w:t>
+            </w:r>
+          </w:p>
+        </w:tc>
+      </w:tr>
+      <w:tr>
+        <w:tc>
+          <w:tcPr>
+            <w:tcW w:type="pct" w:w="50%"/>
+          </w:tcPr>
+          <w:p>
+            <w:r>
+              <w:t xml:space="preserve">____  5/6 ÷ 2</w:t>
+            </w:r>
+          </w:p>
+        </w:tc>
+        <w:tc>
+          <w:tcPr>
+            <w:tcW w:type="pct" w:w="50%"/>
+          </w:tcPr>
+          <w:p>
+            <w:r>
+              <w:t xml:space="preserve">D. 1/5</w:t>
+            </w:r>
+          </w:p>
+        </w:tc>
+      </w:tr>
+      <w:tr>
+        <w:tc>
+          <w:tcPr>
+            <w:tcW w:type="pct" w:w="50%"/>
+          </w:tcPr>
+          <w:p>
+            <w:r>
+              <w:t xml:space="preserve">____  3/5 ÷ 3</w:t>
+            </w:r>
+          </w:p>
+        </w:tc>
+        <w:tc>
+          <w:tcPr>
+            <w:tcW w:type="pct" w:w="50%"/>
+          </w:tcPr>
+          <w:p>
+            <w:r>
+              <w:t xml:space="preserve">C. 5/12</w:t>
+            </w:r>
+          </w:p>
+        </w:tc>
+      </w:tr>
+      <w:tr>
+        <w:tc>
+          <w:tcPr>
+            <w:tcW w:type="pct" w:w="50%"/>
+          </w:tcPr>
+          <w:p>
+            <w:r>
+              <w:t xml:space="preserve">____  4/9 ÷ 2</w:t>
+            </w:r>
+          </w:p>
+        </w:tc>
+        <w:tc>
+          <w:tcPr>
+            <w:tcW w:type="pct" w:w="50%"/>
+          </w:tcPr>
+          <w:p>
+            <w:r>
+              <w:t xml:space="preserve">B. 1/6</w:t>
+            </w:r>
+          </w:p>
+        </w:tc>
+      </w:tr>
+      <w:tr>
+        <w:tc>
+          <w:tcPr>
+            <w:tcW w:type="pct" w:w="50%"/>
+          </w:tcPr>
+          <w:p>
+            <w:r>
+              <w:t xml:space="preserve">____  5/8 ÷ 5</w:t>
+            </w:r>
+          </w:p>
+        </w:tc>
+        <w:tc>
+          <w:tcPr>
+            <w:tcW w:type="pct" w:w="50%"/>
+          </w:tcPr>
+          <w:p>
+            <w:r>
+              <w:t xml:space="preserve">A. 3/8</w:t>
+            </w:r>
+          </w:p>
+        </w:tc>
+      </w:tr>
+    </w:tbl>
+    <w:p>
+      <w:pPr>
+        <w:spacing w:after="60" w:before="120"/>
+      </w:pPr>
+      <w:r>
+        <w:rPr>
+          <w:color w:val="BBBBBB"/>
+        </w:rPr>
+        <w:t xml:space="preserve">______________________________________________________________________</w:t>
+      </w:r>
+    </w:p>
+    <w:p>
       <w:r>
         <w:br w:type="page"/>
       </w:r>
@@ -819,7 +1024,7 @@
           <w:b/>
           <w:bCs/>
         </w:rPr>
-        <w:t xml:space="preserve">1. A. 5 ÷ 1/4 = 20 books</w:t>
+        <w:t xml:space="preserve">1. B. 5 ÷ 1/4 = 20 books</w:t>
       </w:r>
     </w:p>
     <w:p>
@@ -932,6 +1137,74 @@
       </w:pPr>
       <w:r>
         <w:t xml:space="preserve">     Look for key words: smaller pieces, more fit, halves, groups, 12, 3.</w:t>
+      </w:r>
+    </w:p>
+    <w:p>
+      <w:pPr>
+        <w:spacing w:after="40" w:before="0"/>
+      </w:pPr>
+      <w:r>
+        <w:rPr>
+          <w:b/>
+          <w:bCs/>
+        </w:rPr>
+        <w:t xml:space="preserve">5. Matches:</w:t>
+      </w:r>
+    </w:p>
+    <w:p>
+      <w:pPr>
+        <w:spacing w:after="20" w:before="0"/>
+      </w:pPr>
+      <w:r>
+        <w:t xml:space="preserve">     3/4 ÷ 2 → 3/8</w:t>
+      </w:r>
+    </w:p>
+    <w:p>
+      <w:pPr>
+        <w:spacing w:after="20" w:before="0"/>
+      </w:pPr>
+      <w:r>
+        <w:t xml:space="preserve">     2/3 ÷ 4 → 1/6</w:t>
+      </w:r>
+    </w:p>
+    <w:p>
+      <w:pPr>
+        <w:spacing w:after="20" w:before="0"/>
+      </w:pPr>
+      <w:r>
+        <w:t xml:space="preserve">     5/6 ÷ 2 → 5/12</w:t>
+      </w:r>
+    </w:p>
+    <w:p>
+      <w:pPr>
+        <w:spacing w:after="20" w:before="0"/>
+      </w:pPr>
+      <w:r>
+        <w:t xml:space="preserve">     3/5 ÷ 3 → 1/5</w:t>
+      </w:r>
+    </w:p>
+    <w:p>
+      <w:pPr>
+        <w:spacing w:after="20" w:before="0"/>
+      </w:pPr>
+      <w:r>
+        <w:t xml:space="preserve">     4/9 ÷ 2 → 2/9</w:t>
+      </w:r>
+    </w:p>
+    <w:p>
+      <w:pPr>
+        <w:spacing w:after="20" w:before="0"/>
+      </w:pPr>
+      <w:r>
+        <w:t xml:space="preserve">     5/8 ÷ 5 → 1/8</w:t>
+      </w:r>
+    </w:p>
+    <w:p>
+      <w:pPr>
+        <w:spacing w:after="40" w:before="0"/>
+      </w:pPr>
+      <w:r>
+        <w:t xml:space="preserve"/>
       </w:r>
     </w:p>
     <w:sectPr>
